--- a/yjt/PEMS/templates/2.1/RD-030_软件详细设计说明_2.1_基线.docx
+++ b/yjt/PEMS/templates/2.1/RD-030_软件详细设计说明_2.1_基线.docx
@@ -96,8 +96,8 @@
           <w:szCs w:val="72"/>
         </w:rPr>
       </w:pPr>
-      <w:bookmarkStart w:id="0" w:name="_Toc8001"/>
-      <w:bookmarkStart w:id="1" w:name="_Toc2670"/>
+      <w:bookmarkStart w:id="0" w:name="_Toc2670"/>
+      <w:bookmarkStart w:id="1" w:name="_Toc8001"/>
       <w:r>
         <w:rPr>
           <w:rFonts w:hint="eastAsia" w:ascii="宋体" w:hAnsi="宋体" w:cs="宋体"/>
@@ -806,8 +806,8 @@
           <w:sz w:val="28"/>
         </w:rPr>
       </w:pPr>
-      <w:bookmarkStart w:id="8" w:name="_Toc275869342"/>
-      <w:bookmarkStart w:id="9" w:name="_Toc283196025"/>
+      <w:bookmarkStart w:id="8" w:name="_Toc283196025"/>
+      <w:bookmarkStart w:id="9" w:name="_Toc275869342"/>
       <w:r>
         <w:rPr>
           <w:rStyle w:val="38"/>
@@ -3705,9 +3705,9 @@
         <w:pStyle w:val="3"/>
       </w:pPr>
       <w:bookmarkStart w:id="14" w:name="_Toc60883475"/>
-      <w:bookmarkStart w:id="15" w:name="_Toc12429829"/>
-      <w:bookmarkStart w:id="16" w:name="_Toc20744"/>
-      <w:bookmarkStart w:id="17" w:name="_Toc64691344"/>
+      <w:bookmarkStart w:id="15" w:name="_Toc20744"/>
+      <w:bookmarkStart w:id="16" w:name="_Toc64691344"/>
+      <w:bookmarkStart w:id="17" w:name="_Toc12429829"/>
       <w:r>
         <w:rPr>
           <w:rFonts w:hint="eastAsia"/>
@@ -3778,8 +3778,8 @@
       </w:pPr>
       <w:bookmarkStart w:id="21" w:name="_Toc64691347"/>
       <w:bookmarkStart w:id="22" w:name="_Toc12185966"/>
-      <w:bookmarkStart w:id="23" w:name="_Toc60883477"/>
-      <w:bookmarkStart w:id="24" w:name="_Toc9978"/>
+      <w:bookmarkStart w:id="23" w:name="_Toc9978"/>
+      <w:bookmarkStart w:id="24" w:name="_Toc60883477"/>
       <w:r>
         <w:rPr>
           <w:rFonts w:hint="eastAsia"/>
@@ -3858,8 +3858,8 @@
               </w:rPr>
             </w:pPr>
             <w:bookmarkStart w:id="25" w:name="_Toc64691348"/>
-            <w:bookmarkStart w:id="26" w:name="_Toc12185967"/>
-            <w:bookmarkStart w:id="27" w:name="_Toc60883478"/>
+            <w:bookmarkStart w:id="26" w:name="_Toc60883478"/>
+            <w:bookmarkStart w:id="27" w:name="_Toc12185967"/>
             <w:bookmarkStart w:id="28" w:name="_Toc12429832"/>
             <w:r>
               <w:rPr>
@@ -4283,8 +4283,8 @@
       <w:bookmarkStart w:id="31" w:name="_Toc64691350"/>
       <w:bookmarkEnd w:id="31"/>
       <w:bookmarkStart w:id="32" w:name="_Toc24958"/>
-      <w:bookmarkStart w:id="33" w:name="_Toc12185968"/>
-      <w:bookmarkStart w:id="34" w:name="_Toc60883479"/>
+      <w:bookmarkStart w:id="33" w:name="_Toc60883479"/>
+      <w:bookmarkStart w:id="34" w:name="_Toc12185968"/>
       <w:bookmarkStart w:id="35" w:name="_Toc64691351"/>
       <w:r>
         <w:rPr>
@@ -5072,8 +5072,8 @@
         </w:rPr>
       </w:pPr>
       <w:bookmarkStart w:id="41" w:name="_Toc4058"/>
-      <w:bookmarkStart w:id="42" w:name="_Toc60885411"/>
-      <w:bookmarkStart w:id="43" w:name="_Toc64691354"/>
+      <w:bookmarkStart w:id="42" w:name="_Toc64691354"/>
+      <w:bookmarkStart w:id="43" w:name="_Toc60885411"/>
       <w:r>
         <w:rPr>
           <w:rFonts w:hint="eastAsia"/>
@@ -5111,19 +5111,11 @@
     </w:p>
     <w:p>
       <w:pPr>
-        <w:pStyle w:val="3"/>
         <w:rPr>
           <w:rFonts w:hint="eastAsia"/>
         </w:rPr>
       </w:pPr>
       <w:bookmarkStart w:id="44" w:name="_Toc24474"/>
-    </w:p>
-    <w:p>
-      <w:pPr>
-        <w:rPr>
-          <w:rFonts w:hint="eastAsia"/>
-        </w:rPr>
-      </w:pPr>
     </w:p>
     <w:p>
       <w:pPr>
@@ -5254,9 +5246,6 @@
       <w:pPr>
         <w:pStyle w:val="28"/>
         <w:widowControl/>
-        <w:rPr>
-          <w:rFonts w:hint="eastAsia"/>
-        </w:rPr>
       </w:pPr>
       <w:r>
         <w:fldChar w:fldCharType="begin"/>
@@ -5286,20 +5275,21 @@
     </w:p>
     <w:p>
       <w:pPr>
+        <w:pStyle w:val="28"/>
+        <w:widowControl/>
+        <w:rPr>
+          <w:rFonts w:hint="eastAsia"/>
+        </w:rPr>
+      </w:pPr>
+    </w:p>
+    <w:p>
+      <w:pPr>
         <w:pStyle w:val="3"/>
         <w:rPr>
           <w:rFonts w:hint="eastAsia"/>
         </w:rPr>
       </w:pPr>
       <w:bookmarkStart w:id="45" w:name="_Toc1215"/>
-    </w:p>
-    <w:p>
-      <w:pPr>
-        <w:pStyle w:val="3"/>
-        <w:rPr>
-          <w:rFonts w:hint="eastAsia"/>
-        </w:rPr>
-      </w:pPr>
       <w:r>
         <w:rPr>
           <w:rFonts w:hint="eastAsia"/>
@@ -5347,25 +5337,23 @@
     </w:p>
     <w:p>
       <w:pPr>
+        <w:rPr>
+          <w:rFonts w:hint="eastAsia" w:ascii="楷体" w:hAnsi="楷体" w:eastAsia="楷体" w:cs="楷体"/>
+        </w:rPr>
+      </w:pPr>
+    </w:p>
+    <w:p>
+      <w:pPr>
         <w:pStyle w:val="4"/>
         <w:ind w:firstLine="425"/>
         <w:rPr>
           <w:rFonts w:hint="eastAsia"/>
         </w:rPr>
       </w:pPr>
-      <w:bookmarkStart w:id="46" w:name="_Toc60883481"/>
-      <w:bookmarkStart w:id="47" w:name="_Toc31319"/>
-      <w:bookmarkStart w:id="48" w:name="_Toc12185970"/>
+      <w:bookmarkStart w:id="46" w:name="_Toc12185970"/>
+      <w:bookmarkStart w:id="47" w:name="_Toc60883481"/>
+      <w:bookmarkStart w:id="48" w:name="_Toc31319"/>
       <w:bookmarkStart w:id="49" w:name="_Toc64691356"/>
-    </w:p>
-    <w:p>
-      <w:pPr>
-        <w:pStyle w:val="4"/>
-        <w:ind w:firstLine="425"/>
-        <w:rPr>
-          <w:rFonts w:hint="eastAsia"/>
-        </w:rPr>
-      </w:pPr>
       <w:r>
         <w:rPr>
           <w:rFonts w:hint="eastAsia"/>
@@ -5765,9 +5753,9 @@
       <w:pPr>
         <w:pStyle w:val="3"/>
       </w:pPr>
-      <w:bookmarkStart w:id="51" w:name="_Toc60885414"/>
+      <w:bookmarkStart w:id="51" w:name="_Toc64691357"/>
       <w:bookmarkStart w:id="52" w:name="_Toc17383"/>
-      <w:bookmarkStart w:id="53" w:name="_Toc64691357"/>
+      <w:bookmarkStart w:id="53" w:name="_Toc60885414"/>
       <w:r>
         <w:rPr>
           <w:rFonts w:hint="eastAsia"/>
@@ -6152,10 +6140,10 @@
       <w:pPr>
         <w:pStyle w:val="2"/>
       </w:pPr>
-      <w:bookmarkStart w:id="54" w:name="_Toc60883484"/>
+      <w:bookmarkStart w:id="54" w:name="_Toc64691362"/>
       <w:bookmarkStart w:id="55" w:name="_Toc7133"/>
-      <w:bookmarkStart w:id="56" w:name="_Toc64691362"/>
-      <w:bookmarkStart w:id="57" w:name="_Toc12185973"/>
+      <w:bookmarkStart w:id="56" w:name="_Toc12185973"/>
+      <w:bookmarkStart w:id="57" w:name="_Toc60883484"/>
       <w:r>
         <w:rPr>
           <w:rFonts w:hint="eastAsia"/>
@@ -6231,9 +6219,9 @@
                 <w:rFonts w:hint="eastAsia"/>
               </w:rPr>
             </w:pPr>
-            <w:bookmarkStart w:id="58" w:name="_Toc12185978"/>
-            <w:bookmarkStart w:id="59" w:name="_Toc60883489"/>
-            <w:bookmarkStart w:id="60" w:name="_Toc64691367"/>
+            <w:bookmarkStart w:id="58" w:name="_Toc60883489"/>
+            <w:bookmarkStart w:id="59" w:name="_Toc64691367"/>
+            <w:bookmarkStart w:id="60" w:name="_Toc12185978"/>
           </w:p>
         </w:tc>
         <w:tc>
